--- a/mon/hoa_hoc/khbd/lop10/KHBD_HOAHOC10_Bai1_ThanhPhanNguyenTu_T3-4.docx
+++ b/mon/hoa_hoc/khbd/lop10/KHBD_HOAHOC10_Bai1_ThanhPhanNguyenTu_T3-4.docx
@@ -10,18 +10,17 @@
           <w:sz w:val="22"/>
         </w:rPr>
         <w:t>Ngày .... tháng .... năm ....</w:t>
-      </w:r>
-      <w:r>
         <w:tab/>
         <w:tab/>
         <w:tab/>
+        <w:t>Họ và tên giáo viên: ……………………………</w:t>
       </w:r>
+      <w:r/>
       <w:r>
         <w:rPr>
           <w:color w:val="1E293B"/>
           <w:sz w:val="22"/>
         </w:rPr>
-        <w:t>Họ và tên giáo viên: TRƯƠNG TỬ TRANG</w:t>
       </w:r>
     </w:p>
     <w:p>
@@ -4084,7 +4083,7 @@
                 <w:color w:val="1E293B"/>
                 <w:sz w:val="20"/>
               </w:rPr>
-              <w:t>"Vĩnh Thạnh, Gia Lai là vùng trồng cà phê và hồ tiêu. Hãy tìm hiểu: một số sản phẩm phân bón vi lượng (Zn, Fe, Mn...) được bổ sung cho cây trồng. Dùng kiến thức về cấu tạo nguyên tử, tra cứu bảng tuần hoàn, nêu số p, n, e của một trong các nguyên tố vi lượng đó. Giải thích tại sao nguyên tố đó quan trọng với cây cà phê (liên hệ với tính chất hóa học – sẽ học ở chương sau)."</w:t>
+              <w:t>"địa phương là vùng trồng cà phê và hồ tiêu. Hãy tìm hiểu: một số sản phẩm phân bón vi lượng (Zn, Fe, Mn...) được bổ sung cho cây trồng. Dùng kiến thức về cấu tạo nguyên tử, tra cứu bảng tuần hoàn, nêu số p, n, e của một trong các nguyên tố vi lượng đó. Giải thích tại sao nguyên tố đó quan trọng với cây cà phê (liên hệ với tính chất hóa học – sẽ học ở chương sau)."</w:t>
             </w:r>
           </w:p>
           <w:p>
@@ -4303,168 +4302,57 @@
         <w:t>Sơ đồ tư duy bài học:</w:t>
       </w:r>
     </w:p>
-    <w:tbl>
-      <w:tblPr>
-        <w:tblStyle w:val="TableGrid"/>
-        <w:tblW w:type="auto" w:w="0"/>
-        <w:tblLook w:firstColumn="1" w:firstRow="1" w:lastColumn="0" w:lastRow="0" w:noHBand="0" w:noVBand="1" w:val="04A0"/>
-      </w:tblPr>
-      <w:tblGrid>
-        <w:gridCol w:w="9355"/>
-      </w:tblGrid>
-      <w:tr>
-        <w:tc>
-          <w:tcPr>
-            <w:tcW w:type="dxa" w:w="9355"/>
-            <w:shd w:val="clear" w:color="auto" w:fill="EDE9FE"/>
-          </w:tcPr>
-          <w:p/>
-          <w:p>
-            <w:pPr>
-              <w:spacing w:after="80"/>
-            </w:pPr>
-            <w:r>
-              <w:rPr>
-                <w:b/>
-                <w:color w:val="7C3AED"/>
-                <w:sz w:val="24"/>
-              </w:rPr>
-              <w:t>SƠ ĐỒ TƯ DUY</w:t>
-            </w:r>
-          </w:p>
-          <w:p>
-            <w:pPr>
-              <w:spacing w:after="40"/>
-              <w:ind w:left="170"/>
-            </w:pPr>
-            <w:r>
-              <w:rPr>
-                <w:color w:val="1E293B"/>
-                <w:sz w:val="22"/>
-              </w:rPr>
-              <w:t>THÀNH PHẦN NGUYÊN TỬ</w:t>
-            </w:r>
-          </w:p>
-          <w:p>
-            <w:pPr>
-              <w:spacing w:after="40"/>
-              <w:ind w:left="170"/>
-            </w:pPr>
-            <w:r>
-              <w:rPr>
-                <w:color w:val="1E293B"/>
-                <w:sz w:val="22"/>
-              </w:rPr>
-              <w:t>├── I. Các hạt cơ bản: electron (e) | proton (p) | neutron (n)</w:t>
-            </w:r>
-          </w:p>
-          <w:p>
-            <w:pPr>
-              <w:spacing w:after="40"/>
-              <w:ind w:left="170"/>
-            </w:pPr>
-            <w:r>
-              <w:rPr>
-                <w:color w:val="1E293B"/>
-                <w:sz w:val="22"/>
-              </w:rPr>
-              <w:t>│    ├── Hạt nhân: p (điện tích +1) + n (trung hòa) → A = Z + N</w:t>
-            </w:r>
-          </w:p>
-          <w:p>
-            <w:pPr>
-              <w:spacing w:after="40"/>
-              <w:ind w:left="170"/>
-            </w:pPr>
-            <w:r>
-              <w:rPr>
-                <w:color w:val="1E293B"/>
-                <w:sz w:val="22"/>
-              </w:rPr>
-              <w:t>│    └── Vỏ: e (điện tích -1), số e = số p = Z</w:t>
-            </w:r>
-          </w:p>
-          <w:p>
-            <w:pPr>
-              <w:spacing w:after="40"/>
-              <w:ind w:left="170"/>
-            </w:pPr>
-            <w:r>
-              <w:rPr>
-                <w:color w:val="1E293B"/>
-                <w:sz w:val="22"/>
-              </w:rPr>
-              <w:t>├── II. Kích thước &amp; Khối lượng</w:t>
-            </w:r>
-          </w:p>
-          <w:p>
-            <w:pPr>
-              <w:spacing w:after="40"/>
-              <w:ind w:left="170"/>
-            </w:pPr>
-            <w:r>
-              <w:rPr>
-                <w:color w:val="1E293B"/>
-                <w:sz w:val="22"/>
-              </w:rPr>
-              <w:t>│    ├── Nguyên tử: d ≈ 10⁻¹⁰ m | Hạt nhân: d ≈ 10⁻¹⁵ m (nhỏ hơn 10 000 lần)</w:t>
-            </w:r>
-          </w:p>
-          <w:p>
-            <w:pPr>
-              <w:spacing w:after="40"/>
-              <w:ind w:left="170"/>
-            </w:pPr>
-            <w:r>
-              <w:rPr>
-                <w:color w:val="1E293B"/>
-                <w:sz w:val="22"/>
-              </w:rPr>
-              <w:t>│    └── Khối lượng: đơn vị amu; 1 amu = 1,661×10⁻²⁷ kg; KL tập trung ở hạt nhân</w:t>
-            </w:r>
-          </w:p>
-          <w:p>
-            <w:pPr>
-              <w:spacing w:after="40"/>
-              <w:ind w:left="170"/>
-            </w:pPr>
-            <w:r>
-              <w:rPr>
-                <w:color w:val="1E293B"/>
-                <w:sz w:val="22"/>
-              </w:rPr>
-              <w:t>└── III. Điện tích hạt nhân &amp; Số khối</w:t>
-            </w:r>
-          </w:p>
-          <w:p>
-            <w:pPr>
-              <w:spacing w:after="40"/>
-              <w:ind w:left="170"/>
-            </w:pPr>
-            <w:r>
-              <w:rPr>
-                <w:color w:val="1E293B"/>
-                <w:sz w:val="22"/>
-              </w:rPr>
-              <w:t xml:space="preserve">     ├── Z = số proton = số e (nguyên tử trung hòa)</w:t>
-            </w:r>
-          </w:p>
-          <w:p>
-            <w:pPr>
-              <w:spacing w:after="40"/>
-              <w:ind w:left="170"/>
-            </w:pPr>
-            <w:r>
-              <w:rPr>
-                <w:color w:val="1E293B"/>
-                <w:sz w:val="22"/>
-              </w:rPr>
-              <w:t xml:space="preserve">     └── A = Z + N → N = A – Z</w:t>
-            </w:r>
-          </w:p>
-        </w:tc>
-      </w:tr>
-    </w:tbl>
+    <w:p>
+      <w:pPr>
+        <w:jc w:val="center"/>
+      </w:pPr>
+      <w:r>
+        <w:drawing>
+          <wp:inline xmlns:a="http://schemas.openxmlformats.org/drawingml/2006/main" xmlns:pic="http://schemas.openxmlformats.org/drawingml/2006/picture">
+            <wp:extent cx="5940000" cy="3335425"/>
+            <wp:docPr id="6" name="Picture 6"/>
+            <wp:cNvGraphicFramePr>
+              <a:graphicFrameLocks noChangeAspect="1"/>
+            </wp:cNvGraphicFramePr>
+            <a:graphic>
+              <a:graphicData uri="http://schemas.openxmlformats.org/drawingml/2006/picture">
+                <pic:pic>
+                  <pic:nvPicPr>
+                    <pic:cNvPr id="0" name="image.png"/>
+                    <pic:cNvPicPr/>
+                  </pic:nvPicPr>
+                  <pic:blipFill>
+                    <a:blip r:embed="rId13"/>
+                    <a:stretch>
+                      <a:fillRect/>
+                    </a:stretch>
+                  </pic:blipFill>
+                  <pic:spPr>
+                    <a:xfrm>
+                      <a:off x="0" y="0"/>
+                      <a:ext cx="5940000" cy="3335425"/>
+                    </a:xfrm>
+                    <a:prstGeom prst="rect"/>
+                  </pic:spPr>
+                </pic:pic>
+              </a:graphicData>
+            </a:graphic>
+          </wp:inline>
+        </w:drawing>
+      </w:r>
+    </w:p>
+    <w:p>
+      <w:pPr>
+        <w:jc w:val="center"/>
+      </w:pPr>
+      <w:r>
+        <w:rPr>
+          <w:i/>
+          <w:sz w:val="20"/>
+        </w:rPr>
+        <w:t>Sơ đồ tư duy – Thành phần của nguyên tử (TTT biên soạn theo SGK)</w:t>
+      </w:r>
+    </w:p>
     <w:p/>
     <w:p>
       <w:pPr>
@@ -5674,37 +5562,7 @@
           <w:color w:val="1E293B"/>
           <w:sz w:val="22"/>
         </w:rPr>
-        <w:t xml:space="preserve">    .................................................................................................................................</w:t>
-      </w:r>
-    </w:p>
-    <w:p>
-      <w:pPr>
-        <w:spacing w:before="0" w:after="80"/>
-        <w:ind w:left="0"/>
-      </w:pPr>
-      <w:r>
-        <w:rPr>
-          <w:b w:val="0"/>
-          <w:i w:val="0"/>
-          <w:color w:val="1E293B"/>
-          <w:sz w:val="22"/>
-        </w:rPr>
         <w:t>Câu 4. So sánh khối lượng electron với proton và neutron (dựa vào Bảng 1.1):</w:t>
-      </w:r>
-    </w:p>
-    <w:p>
-      <w:pPr>
-        <w:spacing w:before="0" w:after="80"/>
-        <w:ind w:left="0"/>
-      </w:pPr>
-      <w:r>
-        <w:rPr>
-          <w:b w:val="0"/>
-          <w:i w:val="0"/>
-          <w:color w:val="1E293B"/>
-          <w:sz w:val="22"/>
-        </w:rPr>
-        <w:t xml:space="preserve">    .................................................................................................................................</w:t>
       </w:r>
     </w:p>
     <w:p>
@@ -6401,21 +6259,6 @@
           <w:color w:val="1E293B"/>
           <w:sz w:val="20"/>
         </w:rPr>
-        <w:t>.............................................................................................................................</w:t>
-      </w:r>
-    </w:p>
-    <w:p>
-      <w:pPr>
-        <w:spacing w:before="0" w:after="40"/>
-        <w:ind w:left="170"/>
-      </w:pPr>
-      <w:r>
-        <w:rPr>
-          <w:b w:val="0"/>
-          <w:i w:val="0"/>
-          <w:color w:val="1E293B"/>
-          <w:sz w:val="20"/>
-        </w:rPr>
         <w:t>Điều em thấy AI làm tốt: ............................................................</w:t>
       </w:r>
     </w:p>
@@ -6434,139 +6277,11 @@
         <w:t>Điều em cần cẩn thận khi dùng AI: .......................................................</w:t>
       </w:r>
     </w:p>
-    <w:p/>
-    <w:p/>
-    <w:tbl>
-      <w:tblPr>
-        <w:tblStyle w:val="TableGrid"/>
-        <w:tblW w:type="auto" w:w="0"/>
-        <w:tblLook w:firstColumn="1" w:firstRow="1" w:lastColumn="0" w:lastRow="0" w:noHBand="0" w:noVBand="1" w:val="04A0"/>
-      </w:tblPr>
-      <w:tblGrid>
-        <w:gridCol w:w="3118"/>
-        <w:gridCol w:w="3118"/>
-        <w:gridCol w:w="3118"/>
-      </w:tblGrid>
-      <w:tr>
-        <w:tc>
-          <w:tcPr>
-            <w:tcW w:type="dxa" w:w="3118"/>
-            <w:shd w:val="clear" w:color="auto" w:fill="DBEAFE"/>
-          </w:tcPr>
-          <w:p>
-            <w:pPr>
-              <w:jc w:val="center"/>
-            </w:pPr>
-            <w:r>
-              <w:rPr>
-                <w:b/>
-                <w:sz w:val="20"/>
-              </w:rPr>
-              <w:t>Tổ phó chuyên môn</w:t>
-              <w:br/>
-              <w:t>kí tên và ghi rõ họ tên</w:t>
-            </w:r>
-          </w:p>
-        </w:tc>
-        <w:tc>
-          <w:tcPr>
-            <w:tcW w:type="dxa" w:w="3118"/>
-            <w:shd w:val="clear" w:color="auto" w:fill="DBEAFE"/>
-          </w:tcPr>
-          <w:p>
-            <w:pPr>
-              <w:jc w:val="center"/>
-            </w:pPr>
-            <w:r>
-              <w:rPr>
-                <w:b/>
-                <w:sz w:val="20"/>
-              </w:rPr>
-              <w:t>Người soạn</w:t>
-              <w:br/>
-              <w:t>kí tên và ghi rõ họ tên</w:t>
-            </w:r>
-          </w:p>
-        </w:tc>
-        <w:tc>
-          <w:tcPr>
-            <w:tcW w:type="dxa" w:w="3118"/>
-            <w:shd w:val="clear" w:color="auto" w:fill="DBEAFE"/>
-          </w:tcPr>
-          <w:p>
-            <w:pPr>
-              <w:jc w:val="center"/>
-            </w:pPr>
-            <w:r>
-              <w:rPr>
-                <w:b/>
-                <w:sz w:val="20"/>
-              </w:rPr>
-              <w:t>Phó Hiệu trưởng</w:t>
-              <w:br/>
-              <w:t>kí tên và ghi rõ họ tên</w:t>
-            </w:r>
-          </w:p>
-        </w:tc>
-      </w:tr>
-      <w:tr>
-        <w:tc>
-          <w:tcPr>
-            <w:tcW w:type="dxa" w:w="3118"/>
-          </w:tcPr>
-          <w:p>
-            <w:pPr>
-              <w:spacing w:before="600"/>
-              <w:jc w:val="center"/>
-            </w:pPr>
-            <w:r>
-              <w:rPr>
-                <w:b/>
-                <w:sz w:val="22"/>
-              </w:rPr>
-              <w:t>Hứa Văn Mỹ Vương</w:t>
-            </w:r>
-          </w:p>
-        </w:tc>
-        <w:tc>
-          <w:tcPr>
-            <w:tcW w:type="dxa" w:w="3118"/>
-          </w:tcPr>
-          <w:p>
-            <w:pPr>
-              <w:spacing w:before="600"/>
-              <w:jc w:val="center"/>
-            </w:pPr>
-            <w:r>
-              <w:rPr>
-                <w:b/>
-                <w:sz w:val="22"/>
-              </w:rPr>
-              <w:t>Trương Tử Trang</w:t>
-            </w:r>
-          </w:p>
-        </w:tc>
-        <w:tc>
-          <w:tcPr>
-            <w:tcW w:type="dxa" w:w="3118"/>
-          </w:tcPr>
-          <w:p>
-            <w:pPr>
-              <w:spacing w:before="600"/>
-              <w:jc w:val="center"/>
-            </w:pPr>
-            <w:r>
-              <w:rPr>
-                <w:b/>
-                <w:sz w:val="22"/>
-              </w:rPr>
-              <w:t>Bùi Xuân Thanh</w:t>
-            </w:r>
-          </w:p>
-        </w:tc>
-      </w:tr>
-    </w:tbl>
     <w:sectPr>
+      <w:headerReference w:type="default" r:id="rId9"/>
+      <w:footerReference w:type="default" r:id="rId10"/>
+      <w:headerReference w:type="first" r:id="rId11"/>
+      <w:footerReference w:type="first" r:id="rId12"/>
       <w:pgSz w:w="11906" w:h="16838"/>
       <w:pgMar w:top="1134" w:right="1134" w:bottom="1134" w:left="1417" w:header="720" w:footer="720" w:gutter="0"/>
       <w:cols w:space="720"/>
@@ -6574,6 +6289,46 @@
     </w:sectPr>
   </w:body>
 </w:document>
+</file>
+
+<file path=word/footer1.xml><?xml version="1.0" encoding="utf-8"?>
+<w:ftr xmlns:m="http://schemas.openxmlformats.org/officeDocument/2006/math" xmlns:mc="http://schemas.openxmlformats.org/markup-compatibility/2006" xmlns:mo="http://schemas.microsoft.com/office/mac/office/2008/main" xmlns:mv="urn:schemas-microsoft-com:mac:vml" xmlns:o="urn:schemas-microsoft-com:office:office" xmlns:r="http://schemas.openxmlformats.org/officeDocument/2006/relationships" xmlns:v="urn:schemas-microsoft-com:vml" xmlns:w10="urn:schemas-microsoft-com:office:word" xmlns:w14="http://schemas.microsoft.com/office/word/2010/wordml" xmlns:w="http://schemas.openxmlformats.org/wordprocessingml/2006/main" xmlns:wne="http://schemas.microsoft.com/office/word/2006/wordml" xmlns:wp14="http://schemas.microsoft.com/office/word/2010/wordprocessingDrawing" xmlns:wp="http://schemas.openxmlformats.org/drawingml/2006/wordprocessingDrawing" xmlns:wpc="http://schemas.microsoft.com/office/word/2010/wordprocessingCanvas" xmlns:wpg="http://schemas.microsoft.com/office/word/2010/wordprocessingGroup" xmlns:wpi="http://schemas.microsoft.com/office/word/2010/wordprocessingInk" xmlns:wps="http://schemas.microsoft.com/office/word/2010/wordprocessingShape" mc:Ignorable="w14 wp14">
+  <w:p>
+    <w:pPr>
+      <w:pStyle w:val="Footer"/>
+    </w:pPr>
+  </w:p>
+</w:ftr>
+</file>
+
+<file path=word/footer2.xml><?xml version="1.0" encoding="utf-8"?>
+<w:ftr xmlns:m="http://schemas.openxmlformats.org/officeDocument/2006/math" xmlns:mc="http://schemas.openxmlformats.org/markup-compatibility/2006" xmlns:mo="http://schemas.microsoft.com/office/mac/office/2008/main" xmlns:mv="urn:schemas-microsoft-com:mac:vml" xmlns:o="urn:schemas-microsoft-com:office:office" xmlns:r="http://schemas.openxmlformats.org/officeDocument/2006/relationships" xmlns:v="urn:schemas-microsoft-com:vml" xmlns:w10="urn:schemas-microsoft-com:office:word" xmlns:w14="http://schemas.microsoft.com/office/word/2010/wordml" xmlns:w="http://schemas.openxmlformats.org/wordprocessingml/2006/main" xmlns:wne="http://schemas.microsoft.com/office/word/2006/wordml" xmlns:wp14="http://schemas.microsoft.com/office/word/2010/wordprocessingDrawing" xmlns:wp="http://schemas.openxmlformats.org/drawingml/2006/wordprocessingDrawing" xmlns:wpc="http://schemas.microsoft.com/office/word/2010/wordprocessingCanvas" xmlns:wpg="http://schemas.microsoft.com/office/word/2010/wordprocessingGroup" xmlns:wpi="http://schemas.microsoft.com/office/word/2010/wordprocessingInk" xmlns:wps="http://schemas.microsoft.com/office/word/2010/wordprocessingShape" mc:Ignorable="w14 wp14">
+  <w:p>
+    <w:pPr>
+      <w:pStyle w:val="Footer"/>
+    </w:pPr>
+  </w:p>
+</w:ftr>
+</file>
+
+<file path=word/header1.xml><?xml version="1.0" encoding="utf-8"?>
+<w:hdr xmlns:m="http://schemas.openxmlformats.org/officeDocument/2006/math" xmlns:mc="http://schemas.openxmlformats.org/markup-compatibility/2006" xmlns:mo="http://schemas.microsoft.com/office/mac/office/2008/main" xmlns:mv="urn:schemas-microsoft-com:mac:vml" xmlns:o="urn:schemas-microsoft-com:office:office" xmlns:r="http://schemas.openxmlformats.org/officeDocument/2006/relationships" xmlns:v="urn:schemas-microsoft-com:vml" xmlns:w10="urn:schemas-microsoft-com:office:word" xmlns:w14="http://schemas.microsoft.com/office/word/2010/wordml" xmlns:w="http://schemas.openxmlformats.org/wordprocessingml/2006/main" xmlns:wne="http://schemas.microsoft.com/office/word/2006/wordml" xmlns:wp14="http://schemas.microsoft.com/office/word/2010/wordprocessingDrawing" xmlns:wp="http://schemas.openxmlformats.org/drawingml/2006/wordprocessingDrawing" xmlns:wpc="http://schemas.microsoft.com/office/word/2010/wordprocessingCanvas" xmlns:wpg="http://schemas.microsoft.com/office/word/2010/wordprocessingGroup" xmlns:wpi="http://schemas.microsoft.com/office/word/2010/wordprocessingInk" xmlns:wps="http://schemas.microsoft.com/office/word/2010/wordprocessingShape" mc:Ignorable="w14 wp14">
+  <w:p>
+    <w:pPr>
+      <w:pStyle w:val="Header"/>
+    </w:pPr>
+  </w:p>
+</w:hdr>
+</file>
+
+<file path=word/header2.xml><?xml version="1.0" encoding="utf-8"?>
+<w:hdr xmlns:m="http://schemas.openxmlformats.org/officeDocument/2006/math" xmlns:mc="http://schemas.openxmlformats.org/markup-compatibility/2006" xmlns:mo="http://schemas.microsoft.com/office/mac/office/2008/main" xmlns:mv="urn:schemas-microsoft-com:mac:vml" xmlns:o="urn:schemas-microsoft-com:office:office" xmlns:r="http://schemas.openxmlformats.org/officeDocument/2006/relationships" xmlns:v="urn:schemas-microsoft-com:vml" xmlns:w10="urn:schemas-microsoft-com:office:word" xmlns:w14="http://schemas.microsoft.com/office/word/2010/wordml" xmlns:w="http://schemas.openxmlformats.org/wordprocessingml/2006/main" xmlns:wne="http://schemas.microsoft.com/office/word/2006/wordml" xmlns:wp14="http://schemas.microsoft.com/office/word/2010/wordprocessingDrawing" xmlns:wp="http://schemas.openxmlformats.org/drawingml/2006/wordprocessingDrawing" xmlns:wpc="http://schemas.microsoft.com/office/word/2010/wordprocessingCanvas" xmlns:wpg="http://schemas.microsoft.com/office/word/2010/wordprocessingGroup" xmlns:wpi="http://schemas.microsoft.com/office/word/2010/wordprocessingInk" xmlns:wps="http://schemas.microsoft.com/office/word/2010/wordprocessingShape" mc:Ignorable="w14 wp14">
+  <w:p>
+    <w:pPr>
+      <w:pStyle w:val="Header"/>
+    </w:pPr>
+  </w:p>
+</w:hdr>
 </file>
 
 <file path=word/numbering.xml><?xml version="1.0" encoding="utf-8"?>
